--- a/jazzx-design-studio/one-pagers/08-Launch-Design-Studio-Overview.docx
+++ b/jazzx-design-studio/one-pagers/08-Launch-Design-Studio-Overview.docx
@@ -1396,7 +1396,7 @@
         <w:pStyle w:val="ListParagraph"/>
         <w:numPr>
           <w:ilvl w:val="0"/>
-          <w:numId w:val="2"/>
+          <w:numId w:val="3"/>
         </w:numPr>
         <w:spacing w:after="80" w:line="276"/>
       </w:pPr>
@@ -1408,170 +1408,6 @@
           <w:szCs w:val="21"/>
         </w:rPr>
         <w:t xml:space="preserve">A loan matching the slice definition enters the pipeline and is tagged for the studio cohort.</w:t>
-      </w:r>
-    </w:p>
-    <w:p>
-      <w:pPr>
-        <w:pStyle w:val="ListParagraph"/>
-        <w:numPr>
-          <w:ilvl w:val="0"/>
-          <w:numId w:val="2"/>
-        </w:numPr>
-        <w:spacing w:after="80" w:line="276"/>
-      </w:pPr>
-      <w:r>
-        <w:rPr>
-          <w:rFonts w:ascii="Calibri" w:cs="Calibri" w:eastAsia="Calibri" w:hAnsi="Calibri"/>
-          <w:color w:val="1A1A1A"/>
-          <w:sz w:val="21"/>
-          <w:szCs w:val="21"/>
-        </w:rPr>
-        <w:t xml:space="preserve">The file is worked normally by the studio underwriter or processor — the standard workflow is unchanged and remains the system of record.</w:t>
-      </w:r>
-    </w:p>
-    <w:p>
-      <w:pPr>
-        <w:pStyle w:val="ListParagraph"/>
-        <w:numPr>
-          <w:ilvl w:val="0"/>
-          <w:numId w:val="2"/>
-        </w:numPr>
-        <w:spacing w:after="80" w:line="276"/>
-      </w:pPr>
-      <w:r>
-        <w:rPr>
-          <w:rFonts w:ascii="Calibri" w:cs="Calibri" w:eastAsia="Calibri" w:hAnsi="Calibri"/>
-          <w:color w:val="1A1A1A"/>
-          <w:sz w:val="21"/>
-          <w:szCs w:val="21"/>
-        </w:rPr>
-        <w:t xml:space="preserve">In parallel, the file is processed by Jazz: documents recognised, data extracted, conditions proposed.</w:t>
-      </w:r>
-    </w:p>
-    <w:p>
-      <w:pPr>
-        <w:pStyle w:val="ListParagraph"/>
-        <w:numPr>
-          <w:ilvl w:val="0"/>
-          <w:numId w:val="2"/>
-        </w:numPr>
-        <w:spacing w:after="80" w:line="276"/>
-      </w:pPr>
-      <w:r>
-        <w:rPr>
-          <w:rFonts w:ascii="Calibri" w:cs="Calibri" w:eastAsia="Calibri" w:hAnsi="Calibri"/>
-          <w:color w:val="1A1A1A"/>
-          <w:sz w:val="21"/>
-          <w:szCs w:val="21"/>
-        </w:rPr>
-        <w:t xml:space="preserve">The studio participant reviews the Jazz output </w:t>
-      </w:r>
-      <w:r>
-        <w:rPr>
-          <w:rFonts w:ascii="Calibri" w:cs="Calibri" w:eastAsia="Calibri" w:hAnsi="Calibri"/>
-          <w:b/>
-          <w:bCs/>
-          <w:color w:val="1A1A1A"/>
-          <w:sz w:val="21"/>
-          <w:szCs w:val="21"/>
-        </w:rPr>
-        <w:t xml:space="preserve">after</w:t>
-      </w:r>
-      <w:r>
-        <w:rPr>
-          <w:rFonts w:ascii="Calibri" w:cs="Calibri" w:eastAsia="Calibri" w:hAnsi="Calibri"/>
-          <w:color w:val="1A1A1A"/>
-          <w:sz w:val="21"/>
-          <w:szCs w:val="21"/>
-        </w:rPr>
-        <w:t xml:space="preserve"> forming their own view, so the comparison is not anchored by seeing the answer first.</w:t>
-      </w:r>
-    </w:p>
-    <w:p>
-      <w:pPr>
-        <w:pStyle w:val="ListParagraph"/>
-        <w:numPr>
-          <w:ilvl w:val="0"/>
-          <w:numId w:val="2"/>
-        </w:numPr>
-        <w:spacing w:after="80" w:line="276"/>
-      </w:pPr>
-      <w:r>
-        <w:rPr>
-          <w:rFonts w:ascii="Calibri" w:cs="Calibri" w:eastAsia="Calibri" w:hAnsi="Calibri"/>
-          <w:color w:val="1A1A1A"/>
-          <w:sz w:val="21"/>
-          <w:szCs w:val="21"/>
-        </w:rPr>
-        <w:t xml:space="preserve">Differences are recorded in the comparison log: what Jazz caught that the human did not, what the human caught that Jazz did not, and what Jazz got wrong.</w:t>
-      </w:r>
-    </w:p>
-    <w:p>
-      <w:pPr>
-        <w:pStyle w:val="ListParagraph"/>
-        <w:numPr>
-          <w:ilvl w:val="0"/>
-          <w:numId w:val="2"/>
-        </w:numPr>
-        <w:spacing w:after="80" w:line="276"/>
-      </w:pPr>
-      <w:r>
-        <w:rPr>
-          <w:rFonts w:ascii="Calibri" w:cs="Calibri" w:eastAsia="Calibri" w:hAnsi="Calibri"/>
-          <w:color w:val="1A1A1A"/>
-          <w:sz w:val="21"/>
-          <w:szCs w:val="21"/>
-        </w:rPr>
-        <w:t xml:space="preserve">The human decision stands. Jazz output never reaches the borrower or the file during the shadow phase.</w:t>
-      </w:r>
-    </w:p>
-    <w:p>
-      <w:pPr>
-        <w:pStyle w:val="ListParagraph"/>
-        <w:numPr>
-          <w:ilvl w:val="0"/>
-          <w:numId w:val="2"/>
-        </w:numPr>
-        <w:spacing w:after="80" w:line="276"/>
-      </w:pPr>
-      <w:r>
-        <w:rPr>
-          <w:rFonts w:ascii="Calibri" w:cs="Calibri" w:eastAsia="Calibri" w:hAnsi="Calibri"/>
-          <w:color w:val="1A1A1A"/>
-          <w:sz w:val="21"/>
-          <w:szCs w:val="21"/>
-        </w:rPr>
-        <w:t xml:space="preserve">Differences feed the weekly loop, become tuning items, and are tracked to resolution in the improvement log.</w:t>
-      </w:r>
-    </w:p>
-    <w:p>
-      <w:pPr>
-        <w:spacing w:after="80" w:before="200"/>
-      </w:pPr>
-      <w:r>
-        <w:rPr>
-          <w:rFonts w:ascii="Calibri" w:cs="Calibri" w:eastAsia="Calibri" w:hAnsi="Calibri"/>
-          <w:b/>
-          <w:bCs/>
-          <w:color w:val="0E3A4F"/>
-          <w:sz w:val="22"/>
-          <w:szCs w:val="22"/>
-        </w:rPr>
-        <w:t xml:space="preserve">Sequencing that matters</w:t>
-      </w:r>
-    </w:p>
-    <w:p>
-      <w:pPr>
-        <w:spacing w:after="120" w:line="276"/>
-      </w:pPr>
-      <w:r>
-        <w:rPr>
-          <w:rFonts w:ascii="Calibri" w:cs="Calibri" w:eastAsia="Calibri" w:hAnsi="Calibri"/>
-          <w:color w:val="1A1A1A"/>
-          <w:sz w:val="21"/>
-          <w:szCs w:val="21"/>
-        </w:rPr>
-        <w:t xml:space="preserve">Two ordering decisions do more for evidence quality than anything else in the studio, and both are easy to get wrong under time pressure.</w:t>
       </w:r>
     </w:p>
     <w:p>
@@ -1586,13 +1422,60 @@
       <w:r>
         <w:rPr>
           <w:rFonts w:ascii="Calibri" w:cs="Calibri" w:eastAsia="Calibri" w:hAnsi="Calibri"/>
+          <w:color w:val="1A1A1A"/>
+          <w:sz w:val="21"/>
+          <w:szCs w:val="21"/>
+        </w:rPr>
+        <w:t xml:space="preserve">The file is worked normally by the studio underwriter or processor — the standard workflow is unchanged and remains the system of record.</w:t>
+      </w:r>
+    </w:p>
+    <w:p>
+      <w:pPr>
+        <w:pStyle w:val="ListParagraph"/>
+        <w:numPr>
+          <w:ilvl w:val="0"/>
+          <w:numId w:val="3"/>
+        </w:numPr>
+        <w:spacing w:after="80" w:line="276"/>
+      </w:pPr>
+      <w:r>
+        <w:rPr>
+          <w:rFonts w:ascii="Calibri" w:cs="Calibri" w:eastAsia="Calibri" w:hAnsi="Calibri"/>
+          <w:color w:val="1A1A1A"/>
+          <w:sz w:val="21"/>
+          <w:szCs w:val="21"/>
+        </w:rPr>
+        <w:t xml:space="preserve">In parallel, the file is processed by Jazz: documents recognised, data extracted, conditions proposed.</w:t>
+      </w:r>
+    </w:p>
+    <w:p>
+      <w:pPr>
+        <w:pStyle w:val="ListParagraph"/>
+        <w:numPr>
+          <w:ilvl w:val="0"/>
+          <w:numId w:val="3"/>
+        </w:numPr>
+        <w:spacing w:after="80" w:line="276"/>
+      </w:pPr>
+      <w:r>
+        <w:rPr>
+          <w:rFonts w:ascii="Calibri" w:cs="Calibri" w:eastAsia="Calibri" w:hAnsi="Calibri"/>
+          <w:color w:val="1A1A1A"/>
+          <w:sz w:val="21"/>
+          <w:szCs w:val="21"/>
+        </w:rPr>
+        <w:t xml:space="preserve">The studio participant reviews the Jazz output </w:t>
+      </w:r>
+      <w:r>
+        <w:rPr>
+          <w:rFonts w:ascii="Calibri" w:cs="Calibri" w:eastAsia="Calibri" w:hAnsi="Calibri"/>
           <w:b/>
           <w:bCs/>
           <w:color w:val="1A1A1A"/>
           <w:sz w:val="21"/>
           <w:szCs w:val="21"/>
         </w:rPr>
-        <w:t xml:space="preserve">Human first, then Jazz.</w:t>
+        <w:t xml:space="preserve">after</w:t>
       </w:r>
       <w:r>
         <w:rPr>
@@ -1601,7 +1484,7 @@
           <w:sz w:val="21"/>
           <w:szCs w:val="21"/>
         </w:rPr>
-        <w:t xml:space="preserve"> If the participant sees the Jazz output before forming a view, anchoring destroys the comparison and the recall measurement becomes meaningless. Enforce it in the workflow, not by asking nicely.</w:t>
+        <w:t xml:space="preserve"> forming their own view, so the comparison is not anchored by seeing the answer first.</w:t>
       </w:r>
     </w:p>
     <w:p>
@@ -1610,6 +1493,123 @@
         <w:numPr>
           <w:ilvl w:val="0"/>
           <w:numId w:val="3"/>
+        </w:numPr>
+        <w:spacing w:after="80" w:line="276"/>
+      </w:pPr>
+      <w:r>
+        <w:rPr>
+          <w:rFonts w:ascii="Calibri" w:cs="Calibri" w:eastAsia="Calibri" w:hAnsi="Calibri"/>
+          <w:color w:val="1A1A1A"/>
+          <w:sz w:val="21"/>
+          <w:szCs w:val="21"/>
+        </w:rPr>
+        <w:t xml:space="preserve">Differences are recorded in the comparison log: what Jazz caught that the human did not, what the human caught that Jazz did not, and what Jazz got wrong.</w:t>
+      </w:r>
+    </w:p>
+    <w:p>
+      <w:pPr>
+        <w:pStyle w:val="ListParagraph"/>
+        <w:numPr>
+          <w:ilvl w:val="0"/>
+          <w:numId w:val="3"/>
+        </w:numPr>
+        <w:spacing w:after="80" w:line="276"/>
+      </w:pPr>
+      <w:r>
+        <w:rPr>
+          <w:rFonts w:ascii="Calibri" w:cs="Calibri" w:eastAsia="Calibri" w:hAnsi="Calibri"/>
+          <w:color w:val="1A1A1A"/>
+          <w:sz w:val="21"/>
+          <w:szCs w:val="21"/>
+        </w:rPr>
+        <w:t xml:space="preserve">The human decision stands. Jazz output never reaches the borrower or the file during the shadow phase.</w:t>
+      </w:r>
+    </w:p>
+    <w:p>
+      <w:pPr>
+        <w:pStyle w:val="ListParagraph"/>
+        <w:numPr>
+          <w:ilvl w:val="0"/>
+          <w:numId w:val="3"/>
+        </w:numPr>
+        <w:spacing w:after="80" w:line="276"/>
+      </w:pPr>
+      <w:r>
+        <w:rPr>
+          <w:rFonts w:ascii="Calibri" w:cs="Calibri" w:eastAsia="Calibri" w:hAnsi="Calibri"/>
+          <w:color w:val="1A1A1A"/>
+          <w:sz w:val="21"/>
+          <w:szCs w:val="21"/>
+        </w:rPr>
+        <w:t xml:space="preserve">Differences feed the weekly loop, become tuning items, and are tracked to resolution in the improvement log.</w:t>
+      </w:r>
+    </w:p>
+    <w:p>
+      <w:pPr>
+        <w:spacing w:after="80" w:before="200"/>
+      </w:pPr>
+      <w:r>
+        <w:rPr>
+          <w:rFonts w:ascii="Calibri" w:cs="Calibri" w:eastAsia="Calibri" w:hAnsi="Calibri"/>
+          <w:b/>
+          <w:bCs/>
+          <w:color w:val="0E3A4F"/>
+          <w:sz w:val="22"/>
+          <w:szCs w:val="22"/>
+        </w:rPr>
+        <w:t xml:space="preserve">Sequencing that matters</w:t>
+      </w:r>
+    </w:p>
+    <w:p>
+      <w:pPr>
+        <w:spacing w:after="120" w:line="276"/>
+      </w:pPr>
+      <w:r>
+        <w:rPr>
+          <w:rFonts w:ascii="Calibri" w:cs="Calibri" w:eastAsia="Calibri" w:hAnsi="Calibri"/>
+          <w:color w:val="1A1A1A"/>
+          <w:sz w:val="21"/>
+          <w:szCs w:val="21"/>
+        </w:rPr>
+        <w:t xml:space="preserve">Two ordering decisions do more for evidence quality than anything else in the studio, and both are easy to get wrong under time pressure.</w:t>
+      </w:r>
+    </w:p>
+    <w:p>
+      <w:pPr>
+        <w:pStyle w:val="ListParagraph"/>
+        <w:numPr>
+          <w:ilvl w:val="0"/>
+          <w:numId w:val="4"/>
+        </w:numPr>
+        <w:spacing w:after="80" w:line="276"/>
+      </w:pPr>
+      <w:r>
+        <w:rPr>
+          <w:rFonts w:ascii="Calibri" w:cs="Calibri" w:eastAsia="Calibri" w:hAnsi="Calibri"/>
+          <w:b/>
+          <w:bCs/>
+          <w:color w:val="1A1A1A"/>
+          <w:sz w:val="21"/>
+          <w:szCs w:val="21"/>
+        </w:rPr>
+        <w:t xml:space="preserve">Human first, then Jazz.</w:t>
+      </w:r>
+      <w:r>
+        <w:rPr>
+          <w:rFonts w:ascii="Calibri" w:cs="Calibri" w:eastAsia="Calibri" w:hAnsi="Calibri"/>
+          <w:color w:val="1A1A1A"/>
+          <w:sz w:val="21"/>
+          <w:szCs w:val="21"/>
+        </w:rPr>
+        <w:t xml:space="preserve"> If the participant sees the Jazz output before forming a view, anchoring destroys the comparison and the recall measurement becomes meaningless. Enforce it in the workflow, not by asking nicely.</w:t>
+      </w:r>
+    </w:p>
+    <w:p>
+      <w:pPr>
+        <w:pStyle w:val="ListParagraph"/>
+        <w:numPr>
+          <w:ilvl w:val="0"/>
+          <w:numId w:val="4"/>
         </w:numPr>
         <w:spacing w:after="80" w:line="276"/>
       </w:pPr>
@@ -3603,7 +3603,7 @@
         <w:pStyle w:val="ListParagraph"/>
         <w:numPr>
           <w:ilvl w:val="0"/>
-          <w:numId w:val="3"/>
+          <w:numId w:val="4"/>
         </w:numPr>
         <w:spacing w:after="80" w:line="276"/>
       </w:pPr>
@@ -3622,7 +3622,7 @@
         <w:pStyle w:val="ListParagraph"/>
         <w:numPr>
           <w:ilvl w:val="0"/>
-          <w:numId w:val="3"/>
+          <w:numId w:val="4"/>
         </w:numPr>
         <w:spacing w:after="80" w:line="276"/>
       </w:pPr>
@@ -3641,7 +3641,7 @@
         <w:pStyle w:val="ListParagraph"/>
         <w:numPr>
           <w:ilvl w:val="0"/>
-          <w:numId w:val="3"/>
+          <w:numId w:val="4"/>
         </w:numPr>
         <w:spacing w:after="80" w:line="276"/>
       </w:pPr>
@@ -3660,7 +3660,7 @@
         <w:pStyle w:val="ListParagraph"/>
         <w:numPr>
           <w:ilvl w:val="0"/>
-          <w:numId w:val="3"/>
+          <w:numId w:val="4"/>
         </w:numPr>
         <w:spacing w:after="80" w:line="276"/>
       </w:pPr>
@@ -3679,7 +3679,7 @@
         <w:pStyle w:val="ListParagraph"/>
         <w:numPr>
           <w:ilvl w:val="0"/>
-          <w:numId w:val="3"/>
+          <w:numId w:val="4"/>
         </w:numPr>
         <w:spacing w:after="80" w:line="276"/>
       </w:pPr>
@@ -4511,6 +4511,12 @@
     </w:lvlOverride>
   </w:num>
   <w:num w:numId="3">
+    <w:abstractNumId w:val="3"/>
+    <w:lvlOverride w:ilvl="0">
+      <w:startOverride w:val="1"/>
+    </w:lvlOverride>
+  </w:num>
+  <w:num w:numId="4">
     <w:abstractNumId w:val="2"/>
     <w:lvlOverride w:ilvl="0">
       <w:startOverride w:val="1"/>
